--- a/practical-works/practical-work-01/assets/Самостоятельная работа 1.docx
+++ b/practical-works/practical-work-01/assets/Самостоятельная работа 1.docx
@@ -72,7 +72,23 @@
           <w:sz w:val="26"/>
           <w:szCs w:val="26"/>
         </w:rPr>
-        <w:t xml:space="preserve"> «Пиво»</w:t>
+        <w:t xml:space="preserve"> «</w:t>
+      </w:r>
+      <w:r>
+        <w:rPr>
+          <w:rFonts w:ascii="Times New Roman" w:hAnsi="Times New Roman" w:cs="Times New Roman"/>
+          <w:sz w:val="26"/>
+          <w:szCs w:val="26"/>
+        </w:rPr>
+        <w:t>Звездочки</w:t>
+      </w:r>
+      <w:r>
+        <w:rPr>
+          <w:rFonts w:ascii="Times New Roman" w:hAnsi="Times New Roman" w:cs="Times New Roman"/>
+          <w:sz w:val="26"/>
+          <w:szCs w:val="26"/>
+        </w:rPr>
+        <w:t>»</w:t>
       </w:r>
       <w:r>
         <w:rPr>
@@ -1098,21 +1114,7 @@
                   <w:rStyle w:val="ad"/>
                   <w:rFonts w:ascii="Times New Roman" w:hAnsi="Times New Roman" w:cs="Times New Roman"/>
                 </w:rPr>
-                <w:t>06.</w:t>
-              </w:r>
-              <w:r>
-                <w:rPr>
-                  <w:rStyle w:val="ad"/>
-                  <w:rFonts w:ascii="Times New Roman" w:hAnsi="Times New Roman" w:cs="Times New Roman"/>
-                </w:rPr>
-                <w:t>0</w:t>
-              </w:r>
-              <w:r>
-                <w:rPr>
-                  <w:rStyle w:val="ad"/>
-                  <w:rFonts w:ascii="Times New Roman" w:hAnsi="Times New Roman" w:cs="Times New Roman"/>
-                </w:rPr>
-                <w:t>16</w:t>
+                <w:t>06.016</w:t>
               </w:r>
             </w:hyperlink>
           </w:p>
@@ -1146,28 +1148,7 @@
                   <w:rStyle w:val="ad"/>
                   <w:rFonts w:ascii="Times New Roman" w:hAnsi="Times New Roman" w:cs="Times New Roman"/>
                 </w:rPr>
-                <w:t>A/</w:t>
-              </w:r>
-              <w:r>
-                <w:rPr>
-                  <w:rStyle w:val="ad"/>
-                  <w:rFonts w:ascii="Times New Roman" w:hAnsi="Times New Roman" w:cs="Times New Roman"/>
-                </w:rPr>
-                <w:t>1</w:t>
-              </w:r>
-              <w:r>
-                <w:rPr>
-                  <w:rStyle w:val="ad"/>
-                  <w:rFonts w:ascii="Times New Roman" w:hAnsi="Times New Roman" w:cs="Times New Roman"/>
-                </w:rPr>
-                <w:t>5</w:t>
-              </w:r>
-              <w:r>
-                <w:rPr>
-                  <w:rStyle w:val="ad"/>
-                  <w:rFonts w:ascii="Times New Roman" w:hAnsi="Times New Roman" w:cs="Times New Roman"/>
-                </w:rPr>
-                <w:t>.6</w:t>
+                <w:t>A/15.6</w:t>
               </w:r>
             </w:hyperlink>
             <w:r>
@@ -1258,21 +1239,7 @@
                   <w:rStyle w:val="ad"/>
                   <w:rFonts w:ascii="Times New Roman" w:hAnsi="Times New Roman" w:cs="Times New Roman"/>
                 </w:rPr>
-                <w:t>06.0</w:t>
-              </w:r>
-              <w:r>
-                <w:rPr>
-                  <w:rStyle w:val="ad"/>
-                  <w:rFonts w:ascii="Times New Roman" w:hAnsi="Times New Roman" w:cs="Times New Roman"/>
-                </w:rPr>
-                <w:t>0</w:t>
-              </w:r>
-              <w:r>
-                <w:rPr>
-                  <w:rStyle w:val="ad"/>
-                  <w:rFonts w:ascii="Times New Roman" w:hAnsi="Times New Roman" w:cs="Times New Roman"/>
-                </w:rPr>
-                <w:t>1</w:t>
+                <w:t>06.001</w:t>
               </w:r>
             </w:hyperlink>
           </w:p>
@@ -1306,21 +1273,7 @@
                   <w:rStyle w:val="ad"/>
                   <w:rFonts w:ascii="Times New Roman" w:hAnsi="Times New Roman" w:cs="Times New Roman"/>
                 </w:rPr>
-                <w:t>A</w:t>
-              </w:r>
-              <w:r>
-                <w:rPr>
-                  <w:rStyle w:val="ad"/>
-                  <w:rFonts w:ascii="Times New Roman" w:hAnsi="Times New Roman" w:cs="Times New Roman"/>
-                </w:rPr>
-                <w:t>/</w:t>
-              </w:r>
-              <w:r>
-                <w:rPr>
-                  <w:rStyle w:val="ad"/>
-                  <w:rFonts w:ascii="Times New Roman" w:hAnsi="Times New Roman" w:cs="Times New Roman"/>
-                </w:rPr>
-                <w:t>02.3</w:t>
+                <w:t>A/02.3</w:t>
               </w:r>
             </w:hyperlink>
             <w:r>
@@ -1411,14 +1364,7 @@
                   <w:rStyle w:val="ad"/>
                   <w:rFonts w:ascii="Times New Roman" w:hAnsi="Times New Roman" w:cs="Times New Roman"/>
                 </w:rPr>
-                <w:t>06.00</w:t>
-              </w:r>
-              <w:r>
-                <w:rPr>
-                  <w:rStyle w:val="ad"/>
-                  <w:rFonts w:ascii="Times New Roman" w:hAnsi="Times New Roman" w:cs="Times New Roman"/>
-                </w:rPr>
-                <w:t>4</w:t>
+                <w:t>06.004</w:t>
               </w:r>
             </w:hyperlink>
           </w:p>
@@ -1452,21 +1398,7 @@
                   <w:rStyle w:val="ad"/>
                   <w:rFonts w:ascii="Times New Roman" w:hAnsi="Times New Roman" w:cs="Times New Roman"/>
                 </w:rPr>
-                <w:t>A/</w:t>
-              </w:r>
-              <w:r>
-                <w:rPr>
-                  <w:rStyle w:val="ad"/>
-                  <w:rFonts w:ascii="Times New Roman" w:hAnsi="Times New Roman" w:cs="Times New Roman"/>
-                </w:rPr>
-                <w:t>0</w:t>
-              </w:r>
-              <w:r>
-                <w:rPr>
-                  <w:rStyle w:val="ad"/>
-                  <w:rFonts w:ascii="Times New Roman" w:hAnsi="Times New Roman" w:cs="Times New Roman"/>
-                </w:rPr>
-                <w:t>3.4</w:t>
+                <w:t>A/03.4</w:t>
               </w:r>
             </w:hyperlink>
             <w:r>
@@ -1557,21 +1489,7 @@
                   <w:rStyle w:val="ad"/>
                   <w:rFonts w:ascii="Times New Roman" w:hAnsi="Times New Roman" w:cs="Times New Roman"/>
                 </w:rPr>
-                <w:t>0</w:t>
-              </w:r>
-              <w:r>
-                <w:rPr>
-                  <w:rStyle w:val="ad"/>
-                  <w:rFonts w:ascii="Times New Roman" w:hAnsi="Times New Roman" w:cs="Times New Roman"/>
-                </w:rPr>
-                <w:t>6</w:t>
-              </w:r>
-              <w:r>
-                <w:rPr>
-                  <w:rStyle w:val="ad"/>
-                  <w:rFonts w:ascii="Times New Roman" w:hAnsi="Times New Roman" w:cs="Times New Roman"/>
-                </w:rPr>
-                <w:t>.025</w:t>
+                <w:t>06.025</w:t>
               </w:r>
             </w:hyperlink>
           </w:p>
@@ -1611,21 +1529,7 @@
                   <w:rStyle w:val="ad"/>
                   <w:rFonts w:ascii="Times New Roman" w:hAnsi="Times New Roman" w:cs="Times New Roman"/>
                 </w:rPr>
-                <w:t>A/</w:t>
-              </w:r>
-              <w:r>
-                <w:rPr>
-                  <w:rStyle w:val="ad"/>
-                  <w:rFonts w:ascii="Times New Roman" w:hAnsi="Times New Roman" w:cs="Times New Roman"/>
-                </w:rPr>
-                <w:t>0</w:t>
-              </w:r>
-              <w:r>
-                <w:rPr>
-                  <w:rStyle w:val="ad"/>
-                  <w:rFonts w:ascii="Times New Roman" w:hAnsi="Times New Roman" w:cs="Times New Roman"/>
-                </w:rPr>
-                <w:t>1.3</w:t>
+                <w:t>A/01.3</w:t>
               </w:r>
             </w:hyperlink>
             <w:r>
@@ -1716,21 +1620,7 @@
                   <w:rStyle w:val="ad"/>
                   <w:rFonts w:ascii="Times New Roman" w:hAnsi="Times New Roman" w:cs="Times New Roman"/>
                 </w:rPr>
-                <w:t>06.</w:t>
-              </w:r>
-              <w:r>
-                <w:rPr>
-                  <w:rStyle w:val="ad"/>
-                  <w:rFonts w:ascii="Times New Roman" w:hAnsi="Times New Roman" w:cs="Times New Roman"/>
-                </w:rPr>
-                <w:t>0</w:t>
-              </w:r>
-              <w:r>
-                <w:rPr>
-                  <w:rStyle w:val="ad"/>
-                  <w:rFonts w:ascii="Times New Roman" w:hAnsi="Times New Roman" w:cs="Times New Roman"/>
-                </w:rPr>
-                <w:t>42</w:t>
+                <w:t>06.042</w:t>
               </w:r>
             </w:hyperlink>
           </w:p>
@@ -1758,28 +1648,7 @@
                   <w:rStyle w:val="ad"/>
                   <w:rFonts w:ascii="Times New Roman" w:hAnsi="Times New Roman" w:cs="Times New Roman"/>
                 </w:rPr>
-                <w:t>A</w:t>
-              </w:r>
-              <w:r>
-                <w:rPr>
-                  <w:rStyle w:val="ad"/>
-                  <w:rFonts w:ascii="Times New Roman" w:hAnsi="Times New Roman" w:cs="Times New Roman"/>
-                </w:rPr>
-                <w:t>/</w:t>
-              </w:r>
-              <w:r>
-                <w:rPr>
-                  <w:rStyle w:val="ad"/>
-                  <w:rFonts w:ascii="Times New Roman" w:hAnsi="Times New Roman" w:cs="Times New Roman"/>
-                </w:rPr>
-                <w:t>0</w:t>
-              </w:r>
-              <w:r>
-                <w:rPr>
-                  <w:rStyle w:val="ad"/>
-                  <w:rFonts w:ascii="Times New Roman" w:hAnsi="Times New Roman" w:cs="Times New Roman"/>
-                </w:rPr>
-                <w:t>2.6</w:t>
+                <w:t>A/02.6</w:t>
               </w:r>
             </w:hyperlink>
             <w:r>
